--- a/Hệ thống mẫu văn bản/Nguyên đã làm/Thời khóa biểu/Thời khóa biểu - Nguyễn Thị Hà.docx
+++ b/Hệ thống mẫu văn bản/Nguyên đã làm/Thời khóa biểu/Thời khóa biểu - Nguyễn Thị Hà.docx
@@ -240,9 +240,7 @@
                 <w:rFonts w:ascii="Times New Roman" w:hAnsi="Times New Roman"/>
                 <w:sz w:val="26"/>
               </w:rPr>
-              <w:t>LS&amp;ĐL</w:t>
-              <w:br/>
-              <w:t>(6A1)</w:t>
+              <w:t>LS&amp;ĐL (6A1)</w:t>
             </w:r>
           </w:p>
         </w:tc>
@@ -277,9 +275,7 @@
                 <w:rFonts w:ascii="Times New Roman" w:hAnsi="Times New Roman"/>
                 <w:sz w:val="26"/>
               </w:rPr>
-              <w:t>LS&amp;ĐL</w:t>
-              <w:br/>
-              <w:t>(6A1)</w:t>
+              <w:t>LS&amp;ĐL (6A1)</w:t>
             </w:r>
           </w:p>
         </w:tc>
@@ -322,9 +318,7 @@
                 <w:rFonts w:ascii="Times New Roman" w:hAnsi="Times New Roman"/>
                 <w:sz w:val="26"/>
               </w:rPr>
-              <w:t>GDCD</w:t>
-              <w:br/>
-              <w:t>(8A1)</w:t>
+              <w:t>GDCD (8A1)</w:t>
             </w:r>
           </w:p>
         </w:tc>
@@ -347,9 +341,7 @@
                 <w:rFonts w:ascii="Times New Roman" w:hAnsi="Times New Roman"/>
                 <w:sz w:val="26"/>
               </w:rPr>
-              <w:t>LS&amp;ĐL</w:t>
-              <w:br/>
-              <w:t>(8A1)</w:t>
+              <w:t>LS&amp;ĐL (8A1)</w:t>
             </w:r>
           </w:p>
         </w:tc>
@@ -366,9 +358,7 @@
                 <w:rFonts w:ascii="Times New Roman" w:hAnsi="Times New Roman"/>
                 <w:sz w:val="26"/>
               </w:rPr>
-              <w:t>GDCD</w:t>
-              <w:br/>
-              <w:t>(7A1)</w:t>
+              <w:t>GDCD (7A1)</w:t>
             </w:r>
           </w:p>
         </w:tc>
@@ -405,9 +395,7 @@
                 <w:rFonts w:ascii="Times New Roman" w:hAnsi="Times New Roman"/>
                 <w:sz w:val="26"/>
               </w:rPr>
-              <w:t>LS&amp;ĐL</w:t>
-              <w:br/>
-              <w:t>(8A1)</w:t>
+              <w:t>LS&amp;ĐL (8A1)</w:t>
             </w:r>
           </w:p>
         </w:tc>
@@ -424,9 +412,7 @@
                 <w:rFonts w:ascii="Times New Roman" w:hAnsi="Times New Roman"/>
                 <w:sz w:val="26"/>
               </w:rPr>
-              <w:t>Văn</w:t>
-              <w:br/>
-              <w:t>(6A1)</w:t>
+              <w:t>Văn (6A1)</w:t>
             </w:r>
           </w:p>
         </w:tc>
@@ -443,9 +429,7 @@
                 <w:rFonts w:ascii="Times New Roman" w:hAnsi="Times New Roman"/>
                 <w:sz w:val="26"/>
               </w:rPr>
-              <w:t>Văn</w:t>
-              <w:br/>
-              <w:t>(6A1)</w:t>
+              <w:t>Văn (6A1)</w:t>
             </w:r>
           </w:p>
         </w:tc>
@@ -468,9 +452,7 @@
                 <w:rFonts w:ascii="Times New Roman" w:hAnsi="Times New Roman"/>
                 <w:sz w:val="26"/>
               </w:rPr>
-              <w:t>LS&amp;ĐL</w:t>
-              <w:br/>
-              <w:t>(7A1)</w:t>
+              <w:t>LS&amp;ĐL (7A1)</w:t>
             </w:r>
           </w:p>
         </w:tc>
@@ -519,9 +501,7 @@
                 <w:rFonts w:ascii="Times New Roman" w:hAnsi="Times New Roman"/>
                 <w:sz w:val="26"/>
               </w:rPr>
-              <w:t>Văn</w:t>
-              <w:br/>
-              <w:t>(6A1)</w:t>
+              <w:t>Văn (6A1)</w:t>
             </w:r>
           </w:p>
         </w:tc>
@@ -538,9 +518,7 @@
                 <w:rFonts w:ascii="Times New Roman" w:hAnsi="Times New Roman"/>
                 <w:sz w:val="26"/>
               </w:rPr>
-              <w:t>LS&amp;ĐL</w:t>
-              <w:br/>
-              <w:t>(6A1)</w:t>
+              <w:t>LS&amp;ĐL (6A1)</w:t>
             </w:r>
           </w:p>
         </w:tc>
@@ -705,9 +683,7 @@
                 <w:rFonts w:ascii="Times New Roman" w:hAnsi="Times New Roman"/>
                 <w:sz w:val="26"/>
               </w:rPr>
-              <w:t>Văn</w:t>
-              <w:br/>
-              <w:t>(6A1)</w:t>
+              <w:t>Văn (6A1)</w:t>
             </w:r>
           </w:p>
         </w:tc>
@@ -724,9 +700,7 @@
                 <w:rFonts w:ascii="Times New Roman" w:hAnsi="Times New Roman"/>
                 <w:sz w:val="26"/>
               </w:rPr>
-              <w:t>Văn</w:t>
-              <w:br/>
-              <w:t>(6A1)</w:t>
+              <w:t>Văn (6A1)</w:t>
             </w:r>
           </w:p>
         </w:tc>
@@ -743,9 +717,7 @@
                 <w:rFonts w:ascii="Times New Roman" w:hAnsi="Times New Roman"/>
                 <w:sz w:val="26"/>
               </w:rPr>
-              <w:t>LS&amp;ĐL</w:t>
-              <w:br/>
-              <w:t>(7A1)</w:t>
+              <w:t>LS&amp;ĐL (7A1)</w:t>
             </w:r>
           </w:p>
         </w:tc>
@@ -794,9 +766,7 @@
                 <w:rFonts w:ascii="Times New Roman" w:hAnsi="Times New Roman"/>
                 <w:sz w:val="26"/>
               </w:rPr>
-              <w:t>Văn</w:t>
-              <w:br/>
-              <w:t>(6A1)</w:t>
+              <w:t>Văn (6A1)</w:t>
             </w:r>
           </w:p>
         </w:tc>
@@ -813,9 +783,7 @@
                 <w:rFonts w:ascii="Times New Roman" w:hAnsi="Times New Roman"/>
                 <w:sz w:val="26"/>
               </w:rPr>
-              <w:t>Đọc sách</w:t>
-              <w:br/>
-              <w:t>(6A1)</w:t>
+              <w:t>Đọc sách (6A1)</w:t>
             </w:r>
           </w:p>
         </w:tc>
@@ -832,9 +800,7 @@
                 <w:rFonts w:ascii="Times New Roman" w:hAnsi="Times New Roman"/>
                 <w:sz w:val="26"/>
               </w:rPr>
-              <w:t>GDCD</w:t>
-              <w:br/>
-              <w:t>(6A1)</w:t>
+              <w:t>GDCD (6A1)</w:t>
             </w:r>
           </w:p>
         </w:tc>
@@ -857,9 +823,7 @@
                 <w:rFonts w:ascii="Times New Roman" w:hAnsi="Times New Roman"/>
                 <w:sz w:val="26"/>
               </w:rPr>
-              <w:t>Văn</w:t>
-              <w:br/>
-              <w:t>(6A1)</w:t>
+              <w:t>Văn (6A1)</w:t>
             </w:r>
           </w:p>
         </w:tc>
@@ -896,9 +860,7 @@
                 <w:rFonts w:ascii="Times New Roman" w:hAnsi="Times New Roman"/>
                 <w:sz w:val="26"/>
               </w:rPr>
-              <w:t>LS&amp;ĐL</w:t>
-              <w:br/>
-              <w:t>(7A1)</w:t>
+              <w:t>LS&amp;ĐL (7A1)</w:t>
             </w:r>
           </w:p>
         </w:tc>
@@ -921,9 +883,7 @@
                 <w:rFonts w:ascii="Times New Roman" w:hAnsi="Times New Roman"/>
                 <w:sz w:val="26"/>
               </w:rPr>
-              <w:t>LS&amp;ĐL</w:t>
-              <w:br/>
-              <w:t>(8A1)</w:t>
+              <w:t>LS&amp;ĐL (8A1)</w:t>
             </w:r>
           </w:p>
         </w:tc>
@@ -946,9 +906,7 @@
                 <w:rFonts w:ascii="Times New Roman" w:hAnsi="Times New Roman"/>
                 <w:sz w:val="26"/>
               </w:rPr>
-              <w:t>Văn</w:t>
-              <w:br/>
-              <w:t>(6A1)</w:t>
+              <w:t>Văn (6A1)</w:t>
             </w:r>
           </w:p>
         </w:tc>
